--- a/OKxAPI整合/数字货币的基本交易数据.docx
+++ b/OKxAPI整合/数字货币的基本交易数据.docx
@@ -42,7 +42,6 @@
           <w:kern w:val="0"/>
           <w:sz w:val="19"/>
           <w:szCs w:val="19"/>
-          <w:bdr w:val="none" w:color="auto" w:sz="0" w:space="0"/>
           <w:shd w:val="clear" w:fill="000000"/>
           <w:lang w:val="en-US" w:eastAsia="zh-CN" w:bidi="ar"/>
         </w:rPr>
@@ -271,7 +270,8 @@
     </w:p>
     <w:tbl>
       <w:tblPr>
-        <w:tblW w:w="7080" w:type="dxa"/>
+        <w:tblStyle w:val="2"/>
+        <w:tblW w:w="7836" w:type="dxa"/>
         <w:tblInd w:w="0" w:type="dxa"/>
         <w:tblBorders>
           <w:top w:val="none" w:color="auto" w:sz="0" w:space="0"/>
@@ -281,7 +281,7 @@
           <w:insideH w:val="none" w:color="auto" w:sz="0" w:space="0"/>
           <w:insideV w:val="none" w:color="auto" w:sz="0" w:space="0"/>
         </w:tblBorders>
-        <w:shd w:val="clear"/>
+        <w:shd w:val="clear" w:color="auto" w:fill="auto"/>
         <w:tblLayout w:type="autofit"/>
         <w:tblCellMar>
           <w:top w:w="0" w:type="dxa"/>
@@ -294,6 +294,7 @@
         <w:gridCol w:w="756"/>
         <w:gridCol w:w="5568"/>
         <w:gridCol w:w="756"/>
+        <w:gridCol w:w="756"/>
       </w:tblGrid>
       <w:tr>
         <w:tblPrEx>
@@ -305,7 +306,7 @@
             <w:insideH w:val="none" w:color="auto" w:sz="0" w:space="0"/>
             <w:insideV w:val="none" w:color="auto" w:sz="0" w:space="0"/>
           </w:tblBorders>
-          <w:shd w:val="clear"/>
+          <w:shd w:val="clear" w:color="auto" w:fill="auto"/>
           <w:tblCellMar>
             <w:top w:w="0" w:type="dxa"/>
             <w:left w:w="0" w:type="dxa"/>
@@ -318,48 +319,61 @@
         </w:trPr>
         <w:tc>
           <w:tcPr>
-            <w:tcW w:w="0" w:type="auto"/>
-            <w:shd w:val="clear"/>
-            <w:vAlign w:val="center"/>
-          </w:tcPr>
-          <w:p>
-            <w:pPr>
-              <w:rPr>
-                <w:rFonts w:hint="eastAsia" w:ascii="宋体"/>
-                <w:sz w:val="16"/>
-                <w:szCs w:val="16"/>
-              </w:rPr>
-            </w:pPr>
+            <w:tcW w:w="756" w:type="dxa"/>
+            <w:shd w:val="clear" w:color="auto" w:fill="auto"/>
+            <w:vAlign w:val="center"/>
+          </w:tcPr>
+          <w:p>
+            <w:pPr>
+              <w:bidi w:val="0"/>
+              <w:rPr>
+                <w:rFonts w:hint="eastAsia"/>
+              </w:rPr>
+            </w:pPr>
+            <w:bookmarkStart w:id="0" w:name="_GoBack"/>
           </w:p>
         </w:tc>
         <w:tc>
           <w:tcPr>
             <w:tcW w:w="5568" w:type="dxa"/>
-            <w:shd w:val="clear"/>
-            <w:vAlign w:val="center"/>
-          </w:tcPr>
-          <w:p>
-            <w:pPr>
-              <w:rPr>
-                <w:rFonts w:hint="eastAsia" w:ascii="宋体"/>
-                <w:sz w:val="16"/>
-                <w:szCs w:val="16"/>
-              </w:rPr>
-            </w:pPr>
-          </w:p>
-        </w:tc>
-        <w:tc>
-          <w:tcPr>
-            <w:tcW w:w="0" w:type="auto"/>
-            <w:shd w:val="clear"/>
-            <w:vAlign w:val="center"/>
-          </w:tcPr>
-          <w:p>
-            <w:pPr>
-              <w:rPr>
-                <w:rFonts w:hint="eastAsia" w:ascii="宋体"/>
-                <w:sz w:val="16"/>
-                <w:szCs w:val="16"/>
+            <w:shd w:val="clear" w:color="auto" w:fill="auto"/>
+            <w:vAlign w:val="center"/>
+          </w:tcPr>
+          <w:p>
+            <w:pPr>
+              <w:bidi w:val="0"/>
+              <w:rPr>
+                <w:rFonts w:hint="eastAsia"/>
+              </w:rPr>
+            </w:pPr>
+          </w:p>
+        </w:tc>
+        <w:tc>
+          <w:tcPr>
+            <w:tcW w:w="756" w:type="dxa"/>
+            <w:shd w:val="clear" w:color="auto" w:fill="auto"/>
+            <w:vAlign w:val="center"/>
+          </w:tcPr>
+          <w:p>
+            <w:pPr>
+              <w:bidi w:val="0"/>
+              <w:rPr>
+                <w:rFonts w:hint="eastAsia"/>
+              </w:rPr>
+            </w:pPr>
+          </w:p>
+        </w:tc>
+        <w:tc>
+          <w:tcPr>
+            <w:tcW w:w="756" w:type="dxa"/>
+            <w:shd w:val="clear" w:color="auto" w:fill="auto"/>
+            <w:vAlign w:val="center"/>
+          </w:tcPr>
+          <w:p>
+            <w:pPr>
+              <w:bidi w:val="0"/>
+              <w:rPr>
+                <w:rFonts w:hint="eastAsia"/>
               </w:rPr>
             </w:pPr>
           </w:p>
@@ -375,23 +389,27 @@
             <w:insideH w:val="none" w:color="auto" w:sz="0" w:space="0"/>
             <w:insideV w:val="none" w:color="auto" w:sz="0" w:space="0"/>
           </w:tblBorders>
-          <w:shd w:val="clear"/>
+          <w:tblCellMar>
+            <w:top w:w="0" w:type="dxa"/>
+            <w:left w:w="0" w:type="dxa"/>
+            <w:bottom w:w="0" w:type="dxa"/>
+            <w:right w:w="0" w:type="dxa"/>
+          </w:tblCellMar>
         </w:tblPrEx>
         <w:trPr>
           <w:trHeight w:val="313" w:hRule="atLeast"/>
         </w:trPr>
         <w:tc>
           <w:tcPr>
-            <w:tcW w:w="0" w:type="auto"/>
-            <w:shd w:val="clear"/>
-            <w:vAlign w:val="center"/>
-          </w:tcPr>
-          <w:p>
-            <w:pPr>
-              <w:rPr>
-                <w:rFonts w:hint="eastAsia" w:ascii="宋体"/>
-                <w:sz w:val="16"/>
-                <w:szCs w:val="16"/>
+            <w:tcW w:w="756" w:type="dxa"/>
+            <w:shd w:val="clear" w:color="auto" w:fill="auto"/>
+            <w:vAlign w:val="center"/>
+          </w:tcPr>
+          <w:p>
+            <w:pPr>
+              <w:bidi w:val="0"/>
+              <w:rPr>
+                <w:rFonts w:hint="eastAsia"/>
               </w:rPr>
             </w:pPr>
           </w:p>
@@ -399,36 +417,50 @@
         <w:tc>
           <w:tcPr>
             <w:tcW w:w="5568" w:type="dxa"/>
-            <w:shd w:val="clear"/>
-            <w:vAlign w:val="center"/>
-          </w:tcPr>
-          <w:p>
-            <w:pPr>
-              <w:rPr>
-                <w:rFonts w:hint="eastAsia" w:ascii="宋体"/>
-                <w:sz w:val="16"/>
-                <w:szCs w:val="16"/>
-              </w:rPr>
-            </w:pPr>
-          </w:p>
-        </w:tc>
-        <w:tc>
-          <w:tcPr>
-            <w:tcW w:w="0" w:type="auto"/>
-            <w:shd w:val="clear"/>
-            <w:vAlign w:val="center"/>
-          </w:tcPr>
-          <w:p>
-            <w:pPr>
-              <w:rPr>
-                <w:rFonts w:hint="eastAsia" w:ascii="宋体"/>
-                <w:sz w:val="16"/>
-                <w:szCs w:val="16"/>
+            <w:shd w:val="clear" w:color="auto" w:fill="auto"/>
+            <w:vAlign w:val="center"/>
+          </w:tcPr>
+          <w:p>
+            <w:pPr>
+              <w:bidi w:val="0"/>
+              <w:rPr>
+                <w:rFonts w:hint="eastAsia"/>
+              </w:rPr>
+            </w:pPr>
+          </w:p>
+        </w:tc>
+        <w:tc>
+          <w:tcPr>
+            <w:tcW w:w="756" w:type="dxa"/>
+            <w:shd w:val="clear" w:color="auto" w:fill="auto"/>
+            <w:vAlign w:val="center"/>
+          </w:tcPr>
+          <w:p>
+            <w:pPr>
+              <w:bidi w:val="0"/>
+              <w:rPr>
+                <w:rFonts w:hint="eastAsia"/>
+              </w:rPr>
+            </w:pPr>
+          </w:p>
+        </w:tc>
+        <w:tc>
+          <w:tcPr>
+            <w:tcW w:w="756" w:type="dxa"/>
+            <w:shd w:val="clear" w:color="auto" w:fill="auto"/>
+            <w:vAlign w:val="center"/>
+          </w:tcPr>
+          <w:p>
+            <w:pPr>
+              <w:bidi w:val="0"/>
+              <w:rPr>
+                <w:rFonts w:hint="eastAsia"/>
               </w:rPr>
             </w:pPr>
           </w:p>
         </w:tc>
       </w:tr>
+      <w:bookmarkEnd w:id="0"/>
     </w:tbl>
     <w:p>
       <w:pPr>
@@ -468,7 +500,6 @@
           <w:kern w:val="0"/>
           <w:sz w:val="14"/>
           <w:szCs w:val="14"/>
-          <w:bdr w:val="none" w:color="auto" w:sz="0" w:space="0"/>
           <w:shd w:val="clear" w:fill="000000"/>
           <w:lang w:val="en-US" w:eastAsia="zh-CN" w:bidi="ar"/>
         </w:rPr>
@@ -513,7 +544,6 @@
           <w:kern w:val="0"/>
           <w:sz w:val="14"/>
           <w:szCs w:val="14"/>
-          <w:bdr w:val="none" w:color="auto" w:sz="0" w:space="0"/>
           <w:shd w:val="clear" w:fill="000000"/>
           <w:lang w:val="en-US" w:eastAsia="zh-CN" w:bidi="ar"/>
         </w:rPr>
@@ -560,7 +590,6 @@
           <w:kern w:val="0"/>
           <w:sz w:val="19"/>
           <w:szCs w:val="19"/>
-          <w:bdr w:val="none" w:color="auto" w:sz="0" w:space="0"/>
           <w:shd w:val="clear" w:fill="000000"/>
           <w:lang w:val="en-US" w:eastAsia="zh-CN" w:bidi="ar"/>
         </w:rPr>
@@ -657,6 +686,7 @@
     </w:p>
     <w:tbl>
       <w:tblPr>
+        <w:tblStyle w:val="2"/>
         <w:tblW w:w="7080" w:type="dxa"/>
         <w:tblInd w:w="0" w:type="dxa"/>
         <w:tblBorders>
@@ -667,7 +697,7 @@
           <w:insideH w:val="none" w:color="auto" w:sz="0" w:space="0"/>
           <w:insideV w:val="none" w:color="auto" w:sz="0" w:space="0"/>
         </w:tblBorders>
-        <w:shd w:val="clear"/>
+        <w:shd w:val="clear" w:color="auto" w:fill="auto"/>
         <w:tblLayout w:type="autofit"/>
         <w:tblCellMar>
           <w:top w:w="0" w:type="dxa"/>
@@ -691,7 +721,7 @@
             <w:insideH w:val="none" w:color="auto" w:sz="0" w:space="0"/>
             <w:insideV w:val="none" w:color="auto" w:sz="0" w:space="0"/>
           </w:tblBorders>
-          <w:shd w:val="clear"/>
+          <w:shd w:val="clear" w:color="auto" w:fill="auto"/>
           <w:tblCellMar>
             <w:top w:w="0" w:type="dxa"/>
             <w:left w:w="0" w:type="dxa"/>
@@ -705,7 +735,7 @@
         <w:tc>
           <w:tcPr>
             <w:tcW w:w="0" w:type="auto"/>
-            <w:shd w:val="clear"/>
+            <w:shd w:val="clear" w:color="auto" w:fill="auto"/>
             <w:vAlign w:val="center"/>
           </w:tcPr>
           <w:p>
@@ -721,7 +751,7 @@
         <w:tc>
           <w:tcPr>
             <w:tcW w:w="6216" w:type="dxa"/>
-            <w:shd w:val="clear"/>
+            <w:shd w:val="clear" w:color="auto" w:fill="auto"/>
             <w:vAlign w:val="center"/>
           </w:tcPr>
           <w:p>
@@ -737,7 +767,7 @@
         <w:tc>
           <w:tcPr>
             <w:tcW w:w="0" w:type="auto"/>
-            <w:shd w:val="clear"/>
+            <w:shd w:val="clear" w:color="auto" w:fill="auto"/>
             <w:vAlign w:val="center"/>
           </w:tcPr>
           <w:p>
@@ -761,7 +791,7 @@
             <w:insideH w:val="none" w:color="auto" w:sz="0" w:space="0"/>
             <w:insideV w:val="none" w:color="auto" w:sz="0" w:space="0"/>
           </w:tblBorders>
-          <w:shd w:val="clear"/>
+          <w:shd w:val="clear" w:color="auto" w:fill="auto"/>
           <w:tblCellMar>
             <w:top w:w="0" w:type="dxa"/>
             <w:left w:w="0" w:type="dxa"/>
@@ -775,7 +805,7 @@
         <w:tc>
           <w:tcPr>
             <w:tcW w:w="0" w:type="auto"/>
-            <w:shd w:val="clear"/>
+            <w:shd w:val="clear" w:color="auto" w:fill="auto"/>
             <w:vAlign w:val="center"/>
           </w:tcPr>
           <w:p>
@@ -791,7 +821,7 @@
         <w:tc>
           <w:tcPr>
             <w:tcW w:w="6216" w:type="dxa"/>
-            <w:shd w:val="clear"/>
+            <w:shd w:val="clear" w:color="auto" w:fill="auto"/>
             <w:vAlign w:val="center"/>
           </w:tcPr>
           <w:p>
@@ -807,7 +837,7 @@
         <w:tc>
           <w:tcPr>
             <w:tcW w:w="0" w:type="auto"/>
-            <w:shd w:val="clear"/>
+            <w:shd w:val="clear" w:color="auto" w:fill="auto"/>
             <w:vAlign w:val="center"/>
           </w:tcPr>
           <w:p>
@@ -860,7 +890,6 @@
           <w:kern w:val="0"/>
           <w:sz w:val="14"/>
           <w:szCs w:val="14"/>
-          <w:bdr w:val="none" w:color="auto" w:sz="0" w:space="0"/>
           <w:shd w:val="clear" w:fill="000000"/>
           <w:lang w:val="en-US" w:eastAsia="zh-CN" w:bidi="ar"/>
         </w:rPr>
@@ -905,7 +934,6 @@
           <w:kern w:val="0"/>
           <w:sz w:val="14"/>
           <w:szCs w:val="14"/>
-          <w:bdr w:val="none" w:color="auto" w:sz="0" w:space="0"/>
           <w:shd w:val="clear" w:fill="000000"/>
           <w:lang w:val="en-US" w:eastAsia="zh-CN" w:bidi="ar"/>
         </w:rPr>
@@ -952,7 +980,6 @@
           <w:kern w:val="0"/>
           <w:sz w:val="19"/>
           <w:szCs w:val="19"/>
-          <w:bdr w:val="none" w:color="auto" w:sz="0" w:space="0"/>
           <w:shd w:val="clear" w:fill="000000"/>
           <w:lang w:val="en-US" w:eastAsia="zh-CN" w:bidi="ar"/>
         </w:rPr>
@@ -1181,6 +1208,7 @@
     </w:p>
     <w:tbl>
       <w:tblPr>
+        <w:tblStyle w:val="2"/>
         <w:tblW w:w="7080" w:type="dxa"/>
         <w:tblInd w:w="0" w:type="dxa"/>
         <w:tblBorders>
@@ -1191,7 +1219,7 @@
           <w:insideH w:val="none" w:color="auto" w:sz="0" w:space="0"/>
           <w:insideV w:val="none" w:color="auto" w:sz="0" w:space="0"/>
         </w:tblBorders>
-        <w:shd w:val="clear"/>
+        <w:shd w:val="clear" w:color="auto" w:fill="auto"/>
         <w:tblLayout w:type="autofit"/>
         <w:tblCellMar>
           <w:top w:w="0" w:type="dxa"/>
@@ -1215,7 +1243,6 @@
             <w:insideH w:val="none" w:color="auto" w:sz="0" w:space="0"/>
             <w:insideV w:val="none" w:color="auto" w:sz="0" w:space="0"/>
           </w:tblBorders>
-          <w:shd w:val="clear"/>
           <w:tblCellMar>
             <w:top w:w="0" w:type="dxa"/>
             <w:left w:w="0" w:type="dxa"/>
@@ -1229,7 +1256,7 @@
         <w:tc>
           <w:tcPr>
             <w:tcW w:w="0" w:type="auto"/>
-            <w:shd w:val="clear"/>
+            <w:shd w:val="clear" w:color="auto" w:fill="auto"/>
             <w:vAlign w:val="center"/>
           </w:tcPr>
           <w:p>
@@ -1245,7 +1272,7 @@
         <w:tc>
           <w:tcPr>
             <w:tcW w:w="6312" w:type="dxa"/>
-            <w:shd w:val="clear"/>
+            <w:shd w:val="clear" w:color="auto" w:fill="auto"/>
             <w:vAlign w:val="center"/>
           </w:tcPr>
           <w:p>
@@ -1261,7 +1288,7 @@
         <w:tc>
           <w:tcPr>
             <w:tcW w:w="0" w:type="auto"/>
-            <w:shd w:val="clear"/>
+            <w:shd w:val="clear" w:color="auto" w:fill="auto"/>
             <w:vAlign w:val="center"/>
           </w:tcPr>
           <w:p>
@@ -1285,7 +1312,7 @@
             <w:insideH w:val="none" w:color="auto" w:sz="0" w:space="0"/>
             <w:insideV w:val="none" w:color="auto" w:sz="0" w:space="0"/>
           </w:tblBorders>
-          <w:shd w:val="clear"/>
+          <w:shd w:val="clear" w:color="auto" w:fill="auto"/>
           <w:tblCellMar>
             <w:top w:w="0" w:type="dxa"/>
             <w:left w:w="0" w:type="dxa"/>
@@ -1299,7 +1326,7 @@
         <w:tc>
           <w:tcPr>
             <w:tcW w:w="0" w:type="auto"/>
-            <w:shd w:val="clear"/>
+            <w:shd w:val="clear" w:color="auto" w:fill="auto"/>
             <w:vAlign w:val="center"/>
           </w:tcPr>
           <w:p>
@@ -1315,7 +1342,7 @@
         <w:tc>
           <w:tcPr>
             <w:tcW w:w="6312" w:type="dxa"/>
-            <w:shd w:val="clear"/>
+            <w:shd w:val="clear" w:color="auto" w:fill="auto"/>
             <w:vAlign w:val="center"/>
           </w:tcPr>
           <w:p>
@@ -1331,7 +1358,7 @@
         <w:tc>
           <w:tcPr>
             <w:tcW w:w="0" w:type="auto"/>
-            <w:shd w:val="clear"/>
+            <w:shd w:val="clear" w:color="auto" w:fill="auto"/>
             <w:vAlign w:val="center"/>
           </w:tcPr>
           <w:p>
@@ -1384,7 +1411,6 @@
           <w:kern w:val="0"/>
           <w:sz w:val="14"/>
           <w:szCs w:val="14"/>
-          <w:bdr w:val="none" w:color="auto" w:sz="0" w:space="0"/>
           <w:shd w:val="clear" w:fill="000000"/>
           <w:lang w:val="en-US" w:eastAsia="zh-CN" w:bidi="ar"/>
         </w:rPr>
@@ -1429,7 +1455,6 @@
           <w:kern w:val="0"/>
           <w:sz w:val="14"/>
           <w:szCs w:val="14"/>
-          <w:bdr w:val="none" w:color="auto" w:sz="0" w:space="0"/>
           <w:shd w:val="clear" w:fill="000000"/>
           <w:lang w:val="en-US" w:eastAsia="zh-CN" w:bidi="ar"/>
         </w:rPr>
@@ -1476,7 +1501,6 @@
           <w:kern w:val="0"/>
           <w:sz w:val="19"/>
           <w:szCs w:val="19"/>
-          <w:bdr w:val="none" w:color="auto" w:sz="0" w:space="0"/>
           <w:shd w:val="clear" w:fill="000000"/>
           <w:lang w:val="en-US" w:eastAsia="zh-CN" w:bidi="ar"/>
         </w:rPr>
@@ -1705,6 +1729,7 @@
     </w:p>
     <w:tbl>
       <w:tblPr>
+        <w:tblStyle w:val="2"/>
         <w:tblW w:w="7080" w:type="dxa"/>
         <w:tblInd w:w="0" w:type="dxa"/>
         <w:tblBorders>
@@ -1715,7 +1740,7 @@
           <w:insideH w:val="none" w:color="auto" w:sz="0" w:space="0"/>
           <w:insideV w:val="none" w:color="auto" w:sz="0" w:space="0"/>
         </w:tblBorders>
-        <w:shd w:val="clear"/>
+        <w:shd w:val="clear" w:color="auto" w:fill="auto"/>
         <w:tblLayout w:type="autofit"/>
         <w:tblCellMar>
           <w:top w:w="0" w:type="dxa"/>
@@ -1739,6 +1764,7 @@
             <w:insideH w:val="none" w:color="auto" w:sz="0" w:space="0"/>
             <w:insideV w:val="none" w:color="auto" w:sz="0" w:space="0"/>
           </w:tblBorders>
+          <w:shd w:val="clear" w:color="auto" w:fill="auto"/>
           <w:tblCellMar>
             <w:top w:w="0" w:type="dxa"/>
             <w:left w:w="0" w:type="dxa"/>
@@ -1752,7 +1778,7 @@
         <w:tc>
           <w:tcPr>
             <w:tcW w:w="0" w:type="auto"/>
-            <w:shd w:val="clear"/>
+            <w:shd w:val="clear" w:color="auto" w:fill="auto"/>
             <w:vAlign w:val="center"/>
           </w:tcPr>
           <w:p>
@@ -1768,7 +1794,7 @@
         <w:tc>
           <w:tcPr>
             <w:tcW w:w="5856" w:type="dxa"/>
-            <w:shd w:val="clear"/>
+            <w:shd w:val="clear" w:color="auto" w:fill="auto"/>
             <w:vAlign w:val="center"/>
           </w:tcPr>
           <w:p>
@@ -1784,7 +1810,7 @@
         <w:tc>
           <w:tcPr>
             <w:tcW w:w="0" w:type="auto"/>
-            <w:shd w:val="clear"/>
+            <w:shd w:val="clear" w:color="auto" w:fill="auto"/>
             <w:vAlign w:val="center"/>
           </w:tcPr>
           <w:p>
@@ -1808,7 +1834,7 @@
             <w:insideH w:val="none" w:color="auto" w:sz="0" w:space="0"/>
             <w:insideV w:val="none" w:color="auto" w:sz="0" w:space="0"/>
           </w:tblBorders>
-          <w:shd w:val="clear"/>
+          <w:shd w:val="clear" w:color="auto" w:fill="auto"/>
           <w:tblCellMar>
             <w:top w:w="0" w:type="dxa"/>
             <w:left w:w="0" w:type="dxa"/>
@@ -1822,7 +1848,7 @@
         <w:tc>
           <w:tcPr>
             <w:tcW w:w="0" w:type="auto"/>
-            <w:shd w:val="clear"/>
+            <w:shd w:val="clear" w:color="auto" w:fill="auto"/>
             <w:vAlign w:val="center"/>
           </w:tcPr>
           <w:p>
@@ -1838,7 +1864,7 @@
         <w:tc>
           <w:tcPr>
             <w:tcW w:w="5856" w:type="dxa"/>
-            <w:shd w:val="clear"/>
+            <w:shd w:val="clear" w:color="auto" w:fill="auto"/>
             <w:vAlign w:val="center"/>
           </w:tcPr>
           <w:p>
@@ -1854,7 +1880,7 @@
         <w:tc>
           <w:tcPr>
             <w:tcW w:w="0" w:type="auto"/>
-            <w:shd w:val="clear"/>
+            <w:shd w:val="clear" w:color="auto" w:fill="auto"/>
             <w:vAlign w:val="center"/>
           </w:tcPr>
           <w:p>
@@ -1907,7 +1933,6 @@
           <w:kern w:val="0"/>
           <w:sz w:val="14"/>
           <w:szCs w:val="14"/>
-          <w:bdr w:val="none" w:color="auto" w:sz="0" w:space="0"/>
           <w:shd w:val="clear" w:fill="000000"/>
           <w:lang w:val="en-US" w:eastAsia="zh-CN" w:bidi="ar"/>
         </w:rPr>
@@ -1952,7 +1977,6 @@
           <w:kern w:val="0"/>
           <w:sz w:val="14"/>
           <w:szCs w:val="14"/>
-          <w:bdr w:val="none" w:color="auto" w:sz="0" w:space="0"/>
           <w:shd w:val="clear" w:fill="000000"/>
           <w:lang w:val="en-US" w:eastAsia="zh-CN" w:bidi="ar"/>
         </w:rPr>
@@ -1997,7 +2021,6 @@
           <w:kern w:val="0"/>
           <w:sz w:val="14"/>
           <w:szCs w:val="14"/>
-          <w:bdr w:val="none" w:color="auto" w:sz="0" w:space="0"/>
           <w:shd w:val="clear" w:fill="000000"/>
           <w:lang w:val="en-US" w:eastAsia="zh-CN" w:bidi="ar"/>
         </w:rPr>
@@ -2044,7 +2067,6 @@
           <w:kern w:val="0"/>
           <w:sz w:val="19"/>
           <w:szCs w:val="19"/>
-          <w:bdr w:val="none" w:color="auto" w:sz="0" w:space="0"/>
           <w:shd w:val="clear" w:fill="000000"/>
           <w:lang w:val="en-US" w:eastAsia="zh-CN" w:bidi="ar"/>
         </w:rPr>
@@ -2185,6 +2207,7 @@
     </w:p>
     <w:tbl>
       <w:tblPr>
+        <w:tblStyle w:val="2"/>
         <w:tblW w:w="7080" w:type="dxa"/>
         <w:tblInd w:w="0" w:type="dxa"/>
         <w:tblBorders>
@@ -2195,7 +2218,7 @@
           <w:insideH w:val="none" w:color="auto" w:sz="0" w:space="0"/>
           <w:insideV w:val="none" w:color="auto" w:sz="0" w:space="0"/>
         </w:tblBorders>
-        <w:shd w:val="clear"/>
+        <w:shd w:val="clear" w:color="auto" w:fill="auto"/>
         <w:tblLayout w:type="autofit"/>
         <w:tblCellMar>
           <w:top w:w="0" w:type="dxa"/>
@@ -2219,7 +2242,7 @@
             <w:insideH w:val="none" w:color="auto" w:sz="0" w:space="0"/>
             <w:insideV w:val="none" w:color="auto" w:sz="0" w:space="0"/>
           </w:tblBorders>
-          <w:shd w:val="clear"/>
+          <w:shd w:val="clear" w:color="auto" w:fill="auto"/>
           <w:tblCellMar>
             <w:top w:w="0" w:type="dxa"/>
             <w:left w:w="0" w:type="dxa"/>
@@ -2233,7 +2256,7 @@
         <w:tc>
           <w:tcPr>
             <w:tcW w:w="0" w:type="auto"/>
-            <w:shd w:val="clear"/>
+            <w:shd w:val="clear" w:color="auto" w:fill="auto"/>
             <w:vAlign w:val="center"/>
           </w:tcPr>
           <w:p>
@@ -2249,7 +2272,7 @@
         <w:tc>
           <w:tcPr>
             <w:tcW w:w="5784" w:type="dxa"/>
-            <w:shd w:val="clear"/>
+            <w:shd w:val="clear" w:color="auto" w:fill="auto"/>
             <w:vAlign w:val="center"/>
           </w:tcPr>
           <w:p>
@@ -2265,7 +2288,7 @@
         <w:tc>
           <w:tcPr>
             <w:tcW w:w="0" w:type="auto"/>
-            <w:shd w:val="clear"/>
+            <w:shd w:val="clear" w:color="auto" w:fill="auto"/>
             <w:vAlign w:val="center"/>
           </w:tcPr>
           <w:p>
@@ -2289,7 +2312,7 @@
             <w:insideH w:val="none" w:color="auto" w:sz="0" w:space="0"/>
             <w:insideV w:val="none" w:color="auto" w:sz="0" w:space="0"/>
           </w:tblBorders>
-          <w:shd w:val="clear"/>
+          <w:shd w:val="clear" w:color="auto" w:fill="auto"/>
           <w:tblCellMar>
             <w:top w:w="0" w:type="dxa"/>
             <w:left w:w="0" w:type="dxa"/>
@@ -2303,7 +2326,7 @@
         <w:tc>
           <w:tcPr>
             <w:tcW w:w="0" w:type="auto"/>
-            <w:shd w:val="clear"/>
+            <w:shd w:val="clear" w:color="auto" w:fill="auto"/>
             <w:vAlign w:val="center"/>
           </w:tcPr>
           <w:p>
@@ -2319,7 +2342,7 @@
         <w:tc>
           <w:tcPr>
             <w:tcW w:w="5784" w:type="dxa"/>
-            <w:shd w:val="clear"/>
+            <w:shd w:val="clear" w:color="auto" w:fill="auto"/>
             <w:vAlign w:val="center"/>
           </w:tcPr>
           <w:p>
@@ -2335,7 +2358,7 @@
         <w:tc>
           <w:tcPr>
             <w:tcW w:w="0" w:type="auto"/>
-            <w:shd w:val="clear"/>
+            <w:shd w:val="clear" w:color="auto" w:fill="auto"/>
             <w:vAlign w:val="center"/>
           </w:tcPr>
           <w:p>
@@ -2388,7 +2411,6 @@
           <w:kern w:val="0"/>
           <w:sz w:val="0"/>
           <w:szCs w:val="0"/>
-          <w:bdr w:val="none" w:color="auto" w:sz="0" w:space="0"/>
           <w:shd w:val="clear" w:fill="000000"/>
           <w:lang w:val="en-US" w:eastAsia="zh-CN" w:bidi="ar"/>
         </w:rPr>
@@ -2473,7 +2495,6 @@
           <w:kern w:val="0"/>
           <w:sz w:val="16"/>
           <w:szCs w:val="16"/>
-          <w:bdr w:val="none" w:color="auto" w:sz="0" w:space="0"/>
           <w:shd w:val="clear" w:fill="000000"/>
           <w:lang w:val="en-US" w:eastAsia="zh-CN" w:bidi="ar"/>
         </w:rPr>
@@ -2520,7 +2541,6 @@
           <w:kern w:val="0"/>
           <w:sz w:val="19"/>
           <w:szCs w:val="19"/>
-          <w:bdr w:val="none" w:color="auto" w:sz="0" w:space="0"/>
           <w:shd w:val="clear" w:fill="000000"/>
           <w:lang w:val="en-US" w:eastAsia="zh-CN" w:bidi="ar"/>
         </w:rPr>
@@ -2749,6 +2769,7 @@
     </w:p>
     <w:tbl>
       <w:tblPr>
+        <w:tblStyle w:val="2"/>
         <w:tblW w:w="7080" w:type="dxa"/>
         <w:tblInd w:w="0" w:type="dxa"/>
         <w:tblBorders>
@@ -2759,7 +2780,7 @@
           <w:insideH w:val="none" w:color="auto" w:sz="0" w:space="0"/>
           <w:insideV w:val="none" w:color="auto" w:sz="0" w:space="0"/>
         </w:tblBorders>
-        <w:shd w:val="clear"/>
+        <w:shd w:val="clear" w:color="auto" w:fill="auto"/>
         <w:tblLayout w:type="autofit"/>
         <w:tblCellMar>
           <w:top w:w="0" w:type="dxa"/>
@@ -2783,7 +2804,7 @@
             <w:insideH w:val="none" w:color="auto" w:sz="0" w:space="0"/>
             <w:insideV w:val="none" w:color="auto" w:sz="0" w:space="0"/>
           </w:tblBorders>
-          <w:shd w:val="clear"/>
+          <w:shd w:val="clear" w:color="auto" w:fill="auto"/>
           <w:tblCellMar>
             <w:top w:w="0" w:type="dxa"/>
             <w:left w:w="0" w:type="dxa"/>
@@ -2797,7 +2818,7 @@
         <w:tc>
           <w:tcPr>
             <w:tcW w:w="0" w:type="auto"/>
-            <w:shd w:val="clear"/>
+            <w:shd w:val="clear" w:color="auto" w:fill="auto"/>
             <w:vAlign w:val="center"/>
           </w:tcPr>
           <w:p>
@@ -2813,7 +2834,7 @@
         <w:tc>
           <w:tcPr>
             <w:tcW w:w="6072" w:type="dxa"/>
-            <w:shd w:val="clear"/>
+            <w:shd w:val="clear" w:color="auto" w:fill="auto"/>
             <w:vAlign w:val="center"/>
           </w:tcPr>
           <w:p>
@@ -2829,7 +2850,7 @@
         <w:tc>
           <w:tcPr>
             <w:tcW w:w="0" w:type="auto"/>
-            <w:shd w:val="clear"/>
+            <w:shd w:val="clear" w:color="auto" w:fill="auto"/>
             <w:vAlign w:val="center"/>
           </w:tcPr>
           <w:p>
@@ -2853,7 +2874,6 @@
             <w:insideH w:val="none" w:color="auto" w:sz="0" w:space="0"/>
             <w:insideV w:val="none" w:color="auto" w:sz="0" w:space="0"/>
           </w:tblBorders>
-          <w:shd w:val="clear"/>
           <w:tblCellMar>
             <w:top w:w="0" w:type="dxa"/>
             <w:left w:w="0" w:type="dxa"/>
@@ -2867,7 +2887,7 @@
         <w:tc>
           <w:tcPr>
             <w:tcW w:w="0" w:type="auto"/>
-            <w:shd w:val="clear"/>
+            <w:shd w:val="clear" w:color="auto" w:fill="auto"/>
             <w:vAlign w:val="center"/>
           </w:tcPr>
           <w:p>
@@ -2883,7 +2903,7 @@
         <w:tc>
           <w:tcPr>
             <w:tcW w:w="6072" w:type="dxa"/>
-            <w:shd w:val="clear"/>
+            <w:shd w:val="clear" w:color="auto" w:fill="auto"/>
             <w:vAlign w:val="center"/>
           </w:tcPr>
           <w:p>
@@ -2899,7 +2919,7 @@
         <w:tc>
           <w:tcPr>
             <w:tcW w:w="0" w:type="auto"/>
-            <w:shd w:val="clear"/>
+            <w:shd w:val="clear" w:color="auto" w:fill="auto"/>
             <w:vAlign w:val="center"/>
           </w:tcPr>
           <w:p>
@@ -2952,7 +2972,6 @@
           <w:kern w:val="0"/>
           <w:sz w:val="14"/>
           <w:szCs w:val="14"/>
-          <w:bdr w:val="none" w:color="auto" w:sz="0" w:space="0"/>
           <w:shd w:val="clear" w:fill="000000"/>
           <w:lang w:val="en-US" w:eastAsia="zh-CN" w:bidi="ar"/>
         </w:rPr>
@@ -2997,7 +3016,6 @@
           <w:kern w:val="0"/>
           <w:sz w:val="14"/>
           <w:szCs w:val="14"/>
-          <w:bdr w:val="none" w:color="auto" w:sz="0" w:space="0"/>
           <w:shd w:val="clear" w:fill="000000"/>
           <w:lang w:val="en-US" w:eastAsia="zh-CN" w:bidi="ar"/>
         </w:rPr>
@@ -3042,17 +3060,13 @@
           <w:kern w:val="0"/>
           <w:sz w:val="14"/>
           <w:szCs w:val="14"/>
-          <w:bdr w:val="none" w:color="auto" w:sz="0" w:space="0"/>
           <w:shd w:val="clear" w:fill="000000"/>
           <w:lang w:val="en-US" w:eastAsia="zh-CN" w:bidi="ar"/>
         </w:rPr>
         <w:t>基差</w:t>
       </w:r>
     </w:p>
-    <w:p>
-      <w:bookmarkStart w:id="0" w:name="_GoBack"/>
-      <w:bookmarkEnd w:id="0"/>
-    </w:p>
+    <w:p/>
     <w:sectPr>
       <w:pgSz w:w="11906" w:h="16838"/>
       <w:pgMar w:top="1440" w:right="1800" w:bottom="1440" w:left="1800" w:header="851" w:footer="992" w:gutter="0"/>
